--- a/src/rodos_corpus/data/corpus/rendered/production/AKT-BRAK-20260602-02.docx
+++ b/src/rodos_corpus/data/corpus/rendered/production/AKT-BRAK-20260602-02.docx
@@ -23,7 +23,7 @@
         <w:pStyle w:val="Title"/>
       </w:pPr>
       <w:r>
-        <w:t>Акт о браке по детали 88.14.50 от 02.06.2026</w:t>
+        <w:t>Акт о браке по детали 61.05.20 от 02.06.2026</w:t>
       </w:r>
     </w:p>
     <w:p>
@@ -36,12 +36,12 @@
     </w:p>
     <w:p>
       <w:r>
-        <w:t>1.1. При контроле партии детали 88.14.50 «Полумуфта упругая ø160» выявлено превышение радиального биения.</w:t>
+        <w:t>1.1. При контроле партии детали 61.05.20 «Корпус редуктора Р-160, нижняя часть» выявлено раковины на литой поверхности заготовки.</w:t>
       </w:r>
     </w:p>
     <w:p>
       <w:r>
-        <w:t>1.2. Количество забракованных деталей: 11 шт. из партии 87 шт.</w:t>
+        <w:t>1.2. Количество забракованных деталей: 7 шт. из партии 88 шт.</w:t>
       </w:r>
     </w:p>
     <w:p>
@@ -59,7 +59,7 @@
     </w:p>
     <w:p>
       <w:r>
-        <w:t>2.1. Установленная причина: износ центров станка.</w:t>
+        <w:t>2.1. Установленная причина: дефект отливки поставщика по договору ЛД-2024/27.</w:t>
       </w:r>
     </w:p>
     <w:p>
@@ -77,7 +77,7 @@
     </w:p>
     <w:p>
       <w:r>
-        <w:t>3.1. Принятое решение: детали направлены на перешлифовку.</w:t>
+        <w:t>3.1. Принятое решение: заготовки возвращены поставщику.</w:t>
       </w:r>
     </w:p>
     <w:p>
@@ -87,7 +87,7 @@
     </w:p>
     <w:p>
       <w:r>
-        <w:t>3.3. Корректирующие действия и срок их выполнения определяются отдельным протоколом разбора.</w:t>
+        <w:t>3.3. Корректирующие действия и срок их выполнения определяются отдельным протоколом разбора: оформлена претензия ПРЕТ-2026-01.</w:t>
       </w:r>
     </w:p>
     <w:p>
